--- a/02-unity-basics/yourgame.docx
+++ b/02-unity-basics/yourgame.docx
@@ -523,7 +523,14 @@
         <w:rPr>
           <w:rtl/>
         </w:rPr>
-        <w:t>בדוח סקר השוק עבור כל רעיון משחק, יש לכלול את הנושאים הבאים בצורה ממוקדת ומקצועית:</w:t>
+        <w:t xml:space="preserve">בדוח סקר השוק עבור כל רעיון משחק, יש </w:t>
+      </w:r>
+      <w:r>
+        <w:rPr>
+          <w:rFonts w:hint="cs"/>
+          <w:rtl/>
+        </w:rPr>
+        <w:t>לענות בקצרה על השאלות הבאות:</w:t>
       </w:r>
     </w:p>
     <w:p>
@@ -590,21 +597,20 @@
         <w:rPr>
           <w:rtl/>
         </w:rPr>
-        <w:t xml:space="preserve"> אפיון קהל היעד הפוטנציאלי של המשחק. הגדירו מי השחקנים שיֶתעניינו במשחק זה – גילאים, מגדר (אם רלוונטי), תחומי עניין, סוגי </w:t>
-      </w:r>
-      <w:proofErr w:type="spellStart"/>
-      <w:r>
-        <w:rPr>
-          <w:rtl/>
-        </w:rPr>
-        <w:t>גיימרים</w:t>
-      </w:r>
-      <w:proofErr w:type="spellEnd"/>
-      <w:r>
-        <w:rPr>
-          <w:rtl/>
-        </w:rPr>
-        <w:t xml:space="preserve"> (</w:t>
+        <w:t xml:space="preserve"> אפיון קהל היעד הפוטנציאלי של המשחק. הגדירו מי השחקנים </w:t>
+      </w:r>
+      <w:r>
+        <w:rPr>
+          <w:rFonts w:hint="cs"/>
+          <w:rtl/>
+        </w:rPr>
+        <w:t xml:space="preserve">שיתעניינו </w:t>
+      </w:r>
+      <w:r>
+        <w:rPr>
+          <w:rtl/>
+        </w:rPr>
+        <w:t>במשחק זה – גילאים, מגדר (אם רלוונטי), תחומי עניין, סוגי גיימרים (</w:t>
       </w:r>
       <w:r>
         <w:t>Hardcore, Casual</w:t>
@@ -733,25 +739,7 @@
           <w:bCs/>
           <w:rtl/>
         </w:rPr>
-        <w:t xml:space="preserve">מודל עסקי </w:t>
-      </w:r>
-      <w:proofErr w:type="spellStart"/>
-      <w:r>
-        <w:rPr>
-          <w:b/>
-          <w:bCs/>
-          <w:rtl/>
-        </w:rPr>
-        <w:t>ומונטיזציה</w:t>
-      </w:r>
-      <w:proofErr w:type="spellEnd"/>
-      <w:r>
-        <w:rPr>
-          <w:b/>
-          <w:bCs/>
-          <w:rtl/>
-        </w:rPr>
-        <w:t>:</w:t>
+        <w:t>מודל עסקי ומונטיזציה:</w:t>
       </w:r>
       <w:r>
         <w:rPr>
@@ -766,21 +754,7 @@
         <w:rPr>
           <w:rtl/>
         </w:rPr>
-        <w:t xml:space="preserve">)? </w:t>
-      </w:r>
-      <w:proofErr w:type="spellStart"/>
-      <w:r>
-        <w:rPr>
-          <w:rtl/>
-        </w:rPr>
-        <w:t>פרימיום</w:t>
-      </w:r>
-      <w:proofErr w:type="spellEnd"/>
-      <w:r>
-        <w:rPr>
-          <w:rtl/>
-        </w:rPr>
-        <w:t xml:space="preserve"> בתשלום חד פעמי? מודל מנוי חודשי? או אולי מבוסס פרסומות? הסבירו </w:t>
+        <w:t xml:space="preserve">)? פרימיום בתשלום חד פעמי? מודל מנוי חודשי? או אולי מבוסס פרסומות? הסבירו </w:t>
       </w:r>
       <w:r>
         <w:rPr>
@@ -805,9 +779,6 @@
           <w:numId w:val="24"/>
         </w:numPr>
         <w:jc w:val="left"/>
-        <w:rPr>
-          <w:rtl/>
-        </w:rPr>
       </w:pPr>
       <w:r>
         <w:rPr>
@@ -929,37 +900,32 @@
           <w:numId w:val="24"/>
         </w:numPr>
         <w:jc w:val="left"/>
-        <w:rPr>
-          <w:rtl/>
-        </w:rPr>
-      </w:pPr>
-      <w:r>
-        <w:rPr>
+      </w:pPr>
+      <w:r>
+        <w:rPr>
+          <w:rFonts w:hint="cs"/>
           <w:b/>
           <w:bCs/>
           <w:rtl/>
         </w:rPr>
-        <w:t>ניתוח סיכונים והזדמנויות:</w:t>
-      </w:r>
-      <w:r>
-        <w:rPr>
-          <w:rtl/>
-        </w:rPr>
-        <w:t xml:space="preserve"> זיהוי גורמי סיכון עיקריים להצלחה של הרעיון בשוק, לצד הזדמנויות מבטיחות. למשל, סיכונים יכולים להיות שוק רווי במתחרים דומים, טכנולוגיה שעדיין אינה בשלה או קהל יעד קטן מדי. הזדמנויות יכולות להיות נישה שעדיין לא קיבלה מענה, עלייה בפופולריות של הז׳אנר לאחרונה, </w:t>
-      </w:r>
-      <w:proofErr w:type="spellStart"/>
-      <w:r>
-        <w:rPr>
-          <w:rtl/>
-        </w:rPr>
-        <w:t>וכו</w:t>
-      </w:r>
-      <w:proofErr w:type="spellEnd"/>
-      <w:r>
-        <w:rPr>
-          <w:rtl/>
-        </w:rPr>
-        <w:t>'. התייחסו כיצד תוכלו למנף הזדמנויות ולהתמודד עם סיכונים אפשריים.</w:t>
+        <w:t>אירועים</w:t>
+      </w:r>
+      <w:r>
+        <w:rPr>
+          <w:rFonts w:hint="cs"/>
+          <w:rtl/>
+        </w:rPr>
+        <w:t>: תנו דוגמה ללוח אירועים חיים (</w:t>
+      </w:r>
+      <w:r>
+        <w:t>LiveOps</w:t>
+      </w:r>
+      <w:r>
+        <w:rPr>
+          <w:rFonts w:hint="cs"/>
+          <w:rtl/>
+        </w:rPr>
+        <w:t>) עבור המשחק שלכם, והסבירו איך הוא יכול לסייע למשוך שחקנים למשחק.</w:t>
       </w:r>
     </w:p>
     <w:p>
@@ -976,50 +942,149 @@
       </w:pPr>
       <w:r>
         <w:rPr>
+          <w:rFonts w:hint="cs"/>
           <w:b/>
           <w:bCs/>
           <w:rtl/>
         </w:rPr>
-        <w:t>סיכום והמלצות:</w:t>
-      </w:r>
-      <w:r>
-        <w:rPr>
-          <w:rtl/>
-        </w:rPr>
-        <w:t xml:space="preserve"> סיימו כל דוח במסקנה לגבי הרעיון הנתון: עד כמה לדעתכם, לאחר המחקר, הרעיון </w:t>
-      </w:r>
-      <w:r>
-        <w:rPr>
+        <w:t>משחק</w:t>
+      </w:r>
+      <w:r>
+        <w:rPr>
+          <w:rFonts w:hint="cs"/>
           <w:b/>
           <w:bCs/>
           <w:rtl/>
         </w:rPr>
-        <w:t>כדאי לפיתוח</w:t>
-      </w:r>
-      <w:r>
-        <w:rPr>
-          <w:rtl/>
-        </w:rPr>
-        <w:t xml:space="preserve">? האם יש לכם מספיק </w:t>
-      </w:r>
+        <w:t>-על</w:t>
+      </w:r>
+      <w:r>
+        <w:rPr>
+          <w:rFonts w:hint="cs"/>
+          <w:rtl/>
+        </w:rPr>
+        <w:t>: תנו דוגמה למשחק-על (</w:t>
+      </w:r>
+      <w:r>
+        <w:t>meta-game</w:t>
+      </w:r>
+      <w:r>
+        <w:rPr>
+          <w:rFonts w:hint="cs"/>
+          <w:rtl/>
+        </w:rPr>
+        <w:t>)</w:t>
+      </w:r>
+      <w:r>
+        <w:t xml:space="preserve"> </w:t>
+      </w:r>
+      <w:r>
+        <w:rPr>
+          <w:rFonts w:hint="cs"/>
+          <w:rtl/>
+        </w:rPr>
+        <w:t>על-גבי המשחק שלכם, והסבירו איך הוא יכול לסייע להשאיר את השחקנים במשחק.</w:t>
+      </w:r>
+    </w:p>
+    <w:p>
+      <w:pPr>
+        <w:pStyle w:val="Textbody"/>
+        <w:numPr>
+          <w:ilvl w:val="0"/>
+          <w:numId w:val="24"/>
+        </w:numPr>
+        <w:jc w:val="left"/>
+        <w:rPr>
+          <w:rtl/>
+        </w:rPr>
+      </w:pPr>
       <w:r>
         <w:rPr>
           <w:b/>
           <w:bCs/>
           <w:rtl/>
         </w:rPr>
-        <w:t>ביסוס</w:t>
-      </w:r>
-      <w:r>
-        <w:rPr>
-          <w:rtl/>
-        </w:rPr>
-        <w:t xml:space="preserve"> להאמין שקיים שוק משמעותי למשחק הזה? ניתן לכלול כאן השוואה קצרה בין הרעיונות בצוות (מי נראה הכי מבטיח על הנייר), אם כי השוואה מפורטת בין רעיונות תעשו אולי בפני עצמכם. ציינו גם אילו פערי מידע עוד קיימים (אם יש שאלות פתוחות שתרצו לחקור בעתיד) והמלצות להמשך הדרך (למשל, אם החלטתם לאמץ רעיון מסוים כפרויקט הסופי, מדוע בחרתם בו על סמך המחקר, או אם נדרש אבטיפוס לבדיקת הנחות מסוימות).</w:t>
+        <w:t>ניתוח סיכונים והזדמנויות:</w:t>
+      </w:r>
+      <w:r>
+        <w:rPr>
+          <w:rtl/>
+        </w:rPr>
+        <w:t xml:space="preserve"> זיהוי גורמי סיכון עיקריים להצלחה של הרעיון בשוק, לצד הזדמנויות מבטיחות. למשל, סיכונים יכולים להיות שוק רווי במתחרים דומים, טכנולוגיה שעדיין אינה בשלה או קהל יעד קטן מדי. הזדמנויות יכולות להיות נישה שעדיין לא קיבלה מענה, עלייה בפופולריות של הז׳אנר לאחרונה, </w:t>
+      </w:r>
+      <w:proofErr w:type="spellStart"/>
+      <w:r>
+        <w:rPr>
+          <w:rtl/>
+        </w:rPr>
+        <w:t>וכו</w:t>
+      </w:r>
+      <w:proofErr w:type="spellEnd"/>
+      <w:r>
+        <w:rPr>
+          <w:rtl/>
+        </w:rPr>
+        <w:t>'. התייחסו כיצד תוכלו למנף הזדמנויות ולהתמודד עם סיכונים אפשריים.</w:t>
       </w:r>
     </w:p>
     <w:p>
       <w:pPr>
         <w:pStyle w:val="Textbody"/>
+        <w:numPr>
+          <w:ilvl w:val="0"/>
+          <w:numId w:val="24"/>
+        </w:numPr>
+        <w:jc w:val="left"/>
+        <w:rPr>
+          <w:rtl/>
+        </w:rPr>
+      </w:pPr>
+      <w:r>
+        <w:rPr>
+          <w:b/>
+          <w:bCs/>
+          <w:rtl/>
+        </w:rPr>
+        <w:t>סיכום והמלצות:</w:t>
+      </w:r>
+      <w:r>
+        <w:rPr>
+          <w:rtl/>
+        </w:rPr>
+        <w:t xml:space="preserve"> סיימו כל דוח במסקנה לגבי הרעיון הנתון: עד כמה לדעתכם, לאחר המחקר, הרעיון </w:t>
+      </w:r>
+      <w:r>
+        <w:rPr>
+          <w:b/>
+          <w:bCs/>
+          <w:rtl/>
+        </w:rPr>
+        <w:t>כדאי לפיתוח</w:t>
+      </w:r>
+      <w:r>
+        <w:rPr>
+          <w:rtl/>
+        </w:rPr>
+        <w:t xml:space="preserve">? האם יש לכם מספיק </w:t>
+      </w:r>
+      <w:r>
+        <w:rPr>
+          <w:b/>
+          <w:bCs/>
+          <w:rtl/>
+        </w:rPr>
+        <w:t>ביסוס</w:t>
+      </w:r>
+      <w:r>
+        <w:rPr>
+          <w:rtl/>
+        </w:rPr>
+        <w:t xml:space="preserve"> להאמין שקיים שוק משמעותי למשחק הזה? ניתן לכלול כאן השוואה קצרה בין הרעיונות בצוות (מי נראה הכי מבטיח על הנייר). ציינו גם אילו פערי מידע עוד קיימים (אם יש שאלות פתוחות שתרצו לחקור בעתיד) והמלצות להמשך הדרך (למשל, אם החלטתם לאמץ רעיון מסוים כפרויקט הסופי, מדוע בחרתם בו על סמך המחקר, או אם נדרש אבטיפוס לבדיקת הנחות מסוימות).</w:t>
+      </w:r>
+    </w:p>
+    <w:p>
+      <w:pPr>
+        <w:pStyle w:val="Textbody"/>
         <w:jc w:val="left"/>
         <w:rPr>
           <w:rtl/>
@@ -1037,7 +1102,21 @@
         <w:rPr>
           <w:rtl/>
         </w:rPr>
-        <w:t xml:space="preserve"> ניתן לארגן את הדוח לפי הסעיפים הנ״ל ככותרות משנה. אם יש נושא נוסף שחשוב לרעיון ספציפי שלכם ואין לו סעיף ברשימה, הרגישו חופשיים להוסיפו. לדוגמה, אם הרעיון מערב טכנולוגיה או תחום חדש לחלוטין, ייתכן שתרצו לדון גם בהיבטים של אותה טכנולוגיה בשוק</w:t>
+        <w:t xml:space="preserve"> ניתן לארגן את הדוח לפי הסעיפים הנ״ל ככותרות משנה. אם יש נושא נוסף שחשוב לרעיון ספציפי שלכם ואין לו סעיף ברשימה, הרגישו חופשיים להוסיפו. לדוגמה, אם הרעיון מערב טכנולוגיה או תחום </w:t>
+      </w:r>
+      <w:r>
+        <w:rPr>
+          <w:rtl/>
+        </w:rPr>
+        <w:lastRenderedPageBreak/>
+        <w:t>חדש לחלוטין, ייתכן שתרצו לדון גם בהיבטים של אותה טכנולוגיה בשוק</w:t>
+      </w:r>
+      <w:r>
+        <w:rPr>
+          <w:rFonts w:hint="cs"/>
+          <w:rtl/>
+        </w:rPr>
+        <w:t>.</w:t>
       </w:r>
       <w:r>
         <w:rPr>
@@ -1121,28 +1200,7 @@
         <w:rPr>
           <w:rtl/>
         </w:rPr>
-        <w:t xml:space="preserve">), וקהל </w:t>
-      </w:r>
-      <w:r>
-        <w:rPr>
-          <w:rtl/>
-        </w:rPr>
-        <w:lastRenderedPageBreak/>
-        <w:t xml:space="preserve">יעד (סקרים, פורומים, רשתות חברתיות של </w:t>
-      </w:r>
-      <w:proofErr w:type="spellStart"/>
-      <w:r>
-        <w:rPr>
-          <w:rtl/>
-        </w:rPr>
-        <w:t>גיימרים</w:t>
-      </w:r>
-      <w:proofErr w:type="spellEnd"/>
-      <w:r>
-        <w:rPr>
-          <w:rtl/>
-        </w:rPr>
-        <w:t>). אם נעזרתם בנתונים כמותיים או בעובדות ספציפיות, ציינו זאת והביאו מקור או קישור להמחשה.</w:t>
+        <w:t>), וקהל יעד (סקרים, פורומים, רשתות חברתיות של גיימרים). אם נעזרתם בנתונים כמותיים או בעובדות ספציפיות, ציינו זאת והביאו מקור או קישור להמחשה.</w:t>
       </w:r>
     </w:p>
     <w:p>
@@ -3274,11 +3332,11 @@
   <w:abstractNum w:abstractNumId="16" w15:restartNumberingAfterBreak="0">
     <w:nsid w:val="56B5269D"/>
     <w:multiLevelType w:val="multilevel"/>
-    <w:tmpl w:val="1A28F80C"/>
+    <w:tmpl w:val="D8C49360"/>
     <w:lvl w:ilvl="0">
       <w:start w:val="1"/>
-      <w:numFmt w:val="bullet"/>
-      <w:lvlText w:val=""/>
+      <w:numFmt w:val="decimal"/>
+      <w:lvlText w:val="%1."/>
       <w:lvlJc w:val="left"/>
       <w:pPr>
         <w:tabs>
@@ -3287,7 +3345,7 @@
         <w:ind w:left="720" w:hanging="360"/>
       </w:pPr>
       <w:rPr>
-        <w:rFonts w:ascii="Symbol" w:hAnsi="Symbol" w:hint="default"/>
+        <w:rFonts w:hint="default"/>
         <w:sz w:val="20"/>
       </w:rPr>
     </w:lvl>
@@ -5056,6 +5114,7 @@
   <w:style w:type="character" w:default="1" w:styleId="DefaultParagraphFont">
     <w:name w:val="Default Paragraph Font"/>
     <w:uiPriority w:val="1"/>
+    <w:semiHidden/>
     <w:unhideWhenUsed/>
   </w:style>
   <w:style w:type="table" w:default="1" w:styleId="TableNormal">
